--- a/week 6/Stage_3_SmartCare_v03_Domain_Model_Workbook.docx
+++ b/week 6/Stage_3_SmartCare_v03_Domain_Model_Workbook.docx
@@ -40,9 +40,9 @@
         <w:tblLook w:val="04A0" w:firstRow="1" w:lastRow="0" w:firstColumn="1" w:lastColumn="0" w:noHBand="0" w:noVBand="1"/>
       </w:tblPr>
       <w:tblGrid>
-        <w:gridCol w:w="2518"/>
         <w:gridCol w:w="2517"/>
-        <w:gridCol w:w="2518"/>
+        <w:gridCol w:w="2517"/>
+        <w:gridCol w:w="2519"/>
         <w:gridCol w:w="2517"/>
       </w:tblGrid>
       <w:tr>
@@ -97,25 +97,67 @@
           <w:tcPr>
             <w:tcW w:w="2520" w:type="dxa"/>
           </w:tcPr>
-          <w:p/>
+          <w:p>
+            <w:r>
+              <w:t>The system should prevent duplicate appointment bookings.</w:t>
+            </w:r>
+          </w:p>
         </w:tc>
         <w:tc>
           <w:tcPr>
             <w:tcW w:w="2520" w:type="dxa"/>
           </w:tcPr>
-          <w:p/>
+          <w:p>
+            <w:r>
+              <w:t>Appointment</w:t>
+            </w:r>
+          </w:p>
         </w:tc>
         <w:tc>
           <w:tcPr>
             <w:tcW w:w="2520" w:type="dxa"/>
           </w:tcPr>
-          <w:p/>
+          <w:p>
+            <w:proofErr w:type="spellStart"/>
+            <w:r>
+              <w:t>appointmentID</w:t>
+            </w:r>
+            <w:proofErr w:type="spellEnd"/>
+            <w:r>
+              <w:t xml:space="preserve">, </w:t>
+            </w:r>
+            <w:proofErr w:type="spellStart"/>
+            <w:r>
+              <w:t>dateTime</w:t>
+            </w:r>
+            <w:proofErr w:type="spellEnd"/>
+            <w:r>
+              <w:t xml:space="preserve">, </w:t>
+            </w:r>
+            <w:proofErr w:type="spellStart"/>
+            <w:r>
+              <w:t>createBooking</w:t>
+            </w:r>
+            <w:proofErr w:type="spellEnd"/>
+            <w:r>
+              <w:t xml:space="preserve"> </w:t>
+            </w:r>
+            <w:proofErr w:type="gramStart"/>
+            <w:r>
+              <w:t>( )</w:t>
+            </w:r>
+            <w:proofErr w:type="gramEnd"/>
+          </w:p>
         </w:tc>
         <w:tc>
           <w:tcPr>
             <w:tcW w:w="2520" w:type="dxa"/>
           </w:tcPr>
-          <w:p/>
+          <w:p>
+            <w:r>
+              <w:t>Accepted – Appointment represents the booking and should support appointment creation while preventing duplicate bookings.</w:t>
+            </w:r>
+          </w:p>
         </w:tc>
       </w:tr>
       <w:tr>
@@ -123,25 +165,54 @@
           <w:tcPr>
             <w:tcW w:w="2520" w:type="dxa"/>
           </w:tcPr>
-          <w:p/>
+          <w:p>
+            <w:r>
+              <w:t>Appointment status should be consistent</w:t>
+            </w:r>
+          </w:p>
         </w:tc>
         <w:tc>
           <w:tcPr>
             <w:tcW w:w="2520" w:type="dxa"/>
           </w:tcPr>
-          <w:p/>
+          <w:p>
+            <w:r>
+              <w:t xml:space="preserve">Appointment </w:t>
+            </w:r>
+          </w:p>
         </w:tc>
         <w:tc>
           <w:tcPr>
             <w:tcW w:w="2520" w:type="dxa"/>
           </w:tcPr>
-          <w:p/>
+          <w:p>
+            <w:r>
+              <w:t xml:space="preserve">status, </w:t>
+            </w:r>
+            <w:proofErr w:type="spellStart"/>
+            <w:r>
+              <w:t>checkStatus</w:t>
+            </w:r>
+            <w:proofErr w:type="spellEnd"/>
+            <w:r>
+              <w:t xml:space="preserve"> </w:t>
+            </w:r>
+            <w:proofErr w:type="gramStart"/>
+            <w:r>
+              <w:t>( )</w:t>
+            </w:r>
+            <w:proofErr w:type="gramEnd"/>
+          </w:p>
         </w:tc>
         <w:tc>
           <w:tcPr>
             <w:tcW w:w="2520" w:type="dxa"/>
           </w:tcPr>
-          <w:p/>
+          <w:p>
+            <w:r>
+              <w:t>Accepted – Status is a part of Appointment and should be controlled consistently.</w:t>
+            </w:r>
+          </w:p>
         </w:tc>
       </w:tr>
       <w:tr>
@@ -149,25 +220,54 @@
           <w:tcPr>
             <w:tcW w:w="2520" w:type="dxa"/>
           </w:tcPr>
-          <w:p/>
+          <w:p>
+            <w:r>
+              <w:t>Practitioner availability should be visible.</w:t>
+            </w:r>
+          </w:p>
         </w:tc>
         <w:tc>
           <w:tcPr>
             <w:tcW w:w="2520" w:type="dxa"/>
           </w:tcPr>
-          <w:p/>
+          <w:p>
+            <w:r>
+              <w:t>Practitioner</w:t>
+            </w:r>
+          </w:p>
         </w:tc>
         <w:tc>
           <w:tcPr>
             <w:tcW w:w="2520" w:type="dxa"/>
           </w:tcPr>
-          <w:p/>
+          <w:p>
+            <w:r>
+              <w:t xml:space="preserve">Availability, </w:t>
+            </w:r>
+            <w:proofErr w:type="spellStart"/>
+            <w:r>
+              <w:t>provideAvailability</w:t>
+            </w:r>
+            <w:proofErr w:type="spellEnd"/>
+            <w:r>
+              <w:t xml:space="preserve"> </w:t>
+            </w:r>
+            <w:proofErr w:type="gramStart"/>
+            <w:r>
+              <w:t>( )</w:t>
+            </w:r>
+            <w:proofErr w:type="gramEnd"/>
+          </w:p>
         </w:tc>
         <w:tc>
           <w:tcPr>
             <w:tcW w:w="2520" w:type="dxa"/>
           </w:tcPr>
-          <w:p/>
+          <w:p>
+            <w:r>
+              <w:t>Accepted – Practitioner stores availability and provides availability information</w:t>
+            </w:r>
+          </w:p>
         </w:tc>
       </w:tr>
       <w:tr>
@@ -175,25 +275,59 @@
           <w:tcPr>
             <w:tcW w:w="2520" w:type="dxa"/>
           </w:tcPr>
-          <w:p/>
+          <w:p>
+            <w:r>
+              <w:t>The system should support appointment cancellation</w:t>
+            </w:r>
+          </w:p>
         </w:tc>
         <w:tc>
           <w:tcPr>
             <w:tcW w:w="2520" w:type="dxa"/>
           </w:tcPr>
-          <w:p/>
+          <w:p>
+            <w:r>
+              <w:t>Patient, Appointment</w:t>
+            </w:r>
+          </w:p>
         </w:tc>
         <w:tc>
           <w:tcPr>
             <w:tcW w:w="2520" w:type="dxa"/>
           </w:tcPr>
-          <w:p/>
+          <w:p>
+            <w:proofErr w:type="spellStart"/>
+            <w:r>
+              <w:t>cancelAppointment</w:t>
+            </w:r>
+            <w:proofErr w:type="spellEnd"/>
+            <w:r>
+              <w:t xml:space="preserve"> </w:t>
+            </w:r>
+            <w:proofErr w:type="gramStart"/>
+            <w:r>
+              <w:t>( )</w:t>
+            </w:r>
+            <w:proofErr w:type="gramEnd"/>
+            <w:r>
+              <w:t xml:space="preserve">, cancel </w:t>
+            </w:r>
+            <w:proofErr w:type="gramStart"/>
+            <w:r>
+              <w:t>( )</w:t>
+            </w:r>
+            <w:proofErr w:type="gramEnd"/>
+          </w:p>
         </w:tc>
         <w:tc>
           <w:tcPr>
             <w:tcW w:w="2520" w:type="dxa"/>
           </w:tcPr>
-          <w:p/>
+          <w:p>
+            <w:r>
+              <w:t>Accepted – patient can request cancellation and Appointment supports the cancellation operation.</w:t>
+            </w:r>
+          </w:p>
         </w:tc>
       </w:tr>
       <w:tr>
@@ -201,25 +335,70 @@
           <w:tcPr>
             <w:tcW w:w="2520" w:type="dxa"/>
           </w:tcPr>
-          <w:p/>
+          <w:p>
+            <w:r>
+              <w:t xml:space="preserve">The system should support patient management. </w:t>
+            </w:r>
+          </w:p>
         </w:tc>
         <w:tc>
           <w:tcPr>
             <w:tcW w:w="2520" w:type="dxa"/>
           </w:tcPr>
-          <w:p/>
+          <w:p>
+            <w:r>
+              <w:t>Patient</w:t>
+            </w:r>
+          </w:p>
         </w:tc>
         <w:tc>
           <w:tcPr>
             <w:tcW w:w="2520" w:type="dxa"/>
           </w:tcPr>
-          <w:p/>
+          <w:p>
+            <w:proofErr w:type="spellStart"/>
+            <w:r>
+              <w:t>patientID</w:t>
+            </w:r>
+            <w:proofErr w:type="spellEnd"/>
+            <w:r>
+              <w:t xml:space="preserve">, name, </w:t>
+            </w:r>
+            <w:proofErr w:type="spellStart"/>
+            <w:r>
+              <w:t>contactDetails</w:t>
+            </w:r>
+            <w:proofErr w:type="spellEnd"/>
+            <w:r>
+              <w:t xml:space="preserve">, </w:t>
+            </w:r>
+            <w:proofErr w:type="spellStart"/>
+            <w:r>
+              <w:t>requestAppointment</w:t>
+            </w:r>
+            <w:proofErr w:type="spellEnd"/>
+            <w:r>
+              <w:t xml:space="preserve"> (), </w:t>
+            </w:r>
+            <w:proofErr w:type="spellStart"/>
+            <w:r>
+              <w:t>cancelAppointment</w:t>
+            </w:r>
+            <w:proofErr w:type="spellEnd"/>
+            <w:r>
+              <w:t xml:space="preserve"> ()</w:t>
+            </w:r>
+          </w:p>
         </w:tc>
         <w:tc>
           <w:tcPr>
             <w:tcW w:w="2520" w:type="dxa"/>
           </w:tcPr>
-          <w:p/>
+          <w:p>
+            <w:r>
+              <w:t>Accepted – Patient is a main domain class responsible for storing patient information and supporting information and supporting appointment – related actions.</w:t>
+            </w:r>
+          </w:p>
         </w:tc>
       </w:tr>
       <w:tr>
@@ -227,25 +406,70 @@
           <w:tcPr>
             <w:tcW w:w="2520" w:type="dxa"/>
           </w:tcPr>
-          <w:p/>
+          <w:p>
+            <w:r>
+              <w:t xml:space="preserve">The system should </w:t>
+            </w:r>
+            <w:r>
+              <w:t>support practitioner management.</w:t>
+            </w:r>
+          </w:p>
         </w:tc>
         <w:tc>
           <w:tcPr>
             <w:tcW w:w="2520" w:type="dxa"/>
           </w:tcPr>
-          <w:p/>
+          <w:p>
+            <w:r>
+              <w:t>Practitioner</w:t>
+            </w:r>
+          </w:p>
         </w:tc>
         <w:tc>
           <w:tcPr>
             <w:tcW w:w="2520" w:type="dxa"/>
           </w:tcPr>
-          <w:p/>
+          <w:p>
+            <w:proofErr w:type="spellStart"/>
+            <w:r>
+              <w:t>practitonerID</w:t>
+            </w:r>
+            <w:proofErr w:type="spellEnd"/>
+            <w:r>
+              <w:t xml:space="preserve">, name, availability, </w:t>
+            </w:r>
+            <w:proofErr w:type="spellStart"/>
+            <w:r>
+              <w:t>manageAppointments</w:t>
+            </w:r>
+            <w:proofErr w:type="spellEnd"/>
+            <w:r>
+              <w:t xml:space="preserve"> </w:t>
+            </w:r>
+            <w:proofErr w:type="gramStart"/>
+            <w:r>
+              <w:t>( )</w:t>
+            </w:r>
+            <w:proofErr w:type="gramEnd"/>
+            <w:r>
+              <w:t xml:space="preserve"> </w:t>
+            </w:r>
+          </w:p>
         </w:tc>
         <w:tc>
           <w:tcPr>
             <w:tcW w:w="2520" w:type="dxa"/>
           </w:tcPr>
-          <w:p/>
+          <w:p>
+            <w:proofErr w:type="spellStart"/>
+            <w:r>
+              <w:t>Accepeted</w:t>
+            </w:r>
+            <w:proofErr w:type="spellEnd"/>
+            <w:r>
+              <w:t xml:space="preserve"> – Practitioner is a main domain class responsible for practitioner information and appointment management.</w:t>
+            </w:r>
+          </w:p>
         </w:tc>
       </w:tr>
       <w:tr>
@@ -253,25 +477,88 @@
           <w:tcPr>
             <w:tcW w:w="2520" w:type="dxa"/>
           </w:tcPr>
-          <w:p/>
+          <w:p>
+            <w:r>
+              <w:t>The system should support appointment management</w:t>
+            </w:r>
+          </w:p>
         </w:tc>
         <w:tc>
           <w:tcPr>
             <w:tcW w:w="2520" w:type="dxa"/>
           </w:tcPr>
-          <w:p/>
+          <w:p>
+            <w:r>
+              <w:t>Appointment</w:t>
+            </w:r>
+          </w:p>
         </w:tc>
         <w:tc>
           <w:tcPr>
             <w:tcW w:w="2520" w:type="dxa"/>
           </w:tcPr>
-          <w:p/>
+          <w:p>
+            <w:proofErr w:type="spellStart"/>
+            <w:r>
+              <w:t>appointmentID</w:t>
+            </w:r>
+            <w:proofErr w:type="spellEnd"/>
+            <w:r>
+              <w:t xml:space="preserve">, </w:t>
+            </w:r>
+            <w:proofErr w:type="spellStart"/>
+            <w:r>
+              <w:t>dateTime</w:t>
+            </w:r>
+            <w:proofErr w:type="spellEnd"/>
+            <w:r>
+              <w:t xml:space="preserve">, status, </w:t>
+            </w:r>
+            <w:proofErr w:type="spellStart"/>
+            <w:proofErr w:type="gramStart"/>
+            <w:r>
+              <w:t>createBookings</w:t>
+            </w:r>
+            <w:proofErr w:type="spellEnd"/>
+            <w:r>
+              <w:t>( )</w:t>
+            </w:r>
+            <w:proofErr w:type="gramEnd"/>
+            <w:r>
+              <w:t xml:space="preserve">, </w:t>
+            </w:r>
+            <w:proofErr w:type="spellStart"/>
+            <w:proofErr w:type="gramStart"/>
+            <w:r>
+              <w:t>checkStatus</w:t>
+            </w:r>
+            <w:proofErr w:type="spellEnd"/>
+            <w:r>
+              <w:t>( )</w:t>
+            </w:r>
+            <w:proofErr w:type="gramEnd"/>
+            <w:r>
+              <w:t xml:space="preserve">, </w:t>
+            </w:r>
+            <w:proofErr w:type="gramStart"/>
+            <w:r>
+              <w:t>cancel(</w:t>
+            </w:r>
+            <w:proofErr w:type="gramEnd"/>
+            <w:r>
+              <w:t>)</w:t>
+            </w:r>
+          </w:p>
         </w:tc>
         <w:tc>
           <w:tcPr>
             <w:tcW w:w="2520" w:type="dxa"/>
           </w:tcPr>
-          <w:p/>
+          <w:p>
+            <w:r>
+              <w:t>Accepted – Appointment is a core domain class representing and managing the booking.</w:t>
+            </w:r>
+          </w:p>
         </w:tc>
       </w:tr>
       <w:tr>
@@ -279,25 +566,62 @@
           <w:tcPr>
             <w:tcW w:w="2520" w:type="dxa"/>
           </w:tcPr>
-          <w:p/>
+          <w:p>
+            <w:r>
+              <w:t xml:space="preserve">The first version should remain simple and </w:t>
+            </w:r>
+            <w:proofErr w:type="gramStart"/>
+            <w:r>
+              <w:t>manageable .</w:t>
+            </w:r>
+            <w:proofErr w:type="gramEnd"/>
+          </w:p>
         </w:tc>
         <w:tc>
           <w:tcPr>
             <w:tcW w:w="2520" w:type="dxa"/>
           </w:tcPr>
-          <w:p/>
+          <w:p>
+            <w:r>
+              <w:t>Patient, Practitioner, Appointment</w:t>
+            </w:r>
+          </w:p>
         </w:tc>
         <w:tc>
           <w:tcPr>
             <w:tcW w:w="2520" w:type="dxa"/>
           </w:tcPr>
-          <w:p/>
+          <w:p>
+            <w:r>
+              <w:t xml:space="preserve">Simple domain </w:t>
+            </w:r>
+            <w:proofErr w:type="spellStart"/>
+            <w:r>
+              <w:t>clases</w:t>
+            </w:r>
+            <w:proofErr w:type="spellEnd"/>
+            <w:r>
+              <w:t xml:space="preserve"> and </w:t>
+            </w:r>
+            <w:proofErr w:type="spellStart"/>
+            <w:r>
+              <w:t>behaviours</w:t>
+            </w:r>
+            <w:proofErr w:type="spellEnd"/>
+            <w:r>
+              <w:t>.</w:t>
+            </w:r>
+          </w:p>
         </w:tc>
         <w:tc>
           <w:tcPr>
             <w:tcW w:w="2520" w:type="dxa"/>
           </w:tcPr>
-          <w:p/>
+          <w:p>
+            <w:r>
+              <w:t>Accepted- the model is kept simple by using the three main domain classes and avoiding unnecessary classes or technical complexity.</w:t>
+            </w:r>
+          </w:p>
         </w:tc>
       </w:tr>
       <w:tr>
@@ -382,7 +706,7 @@
       <w:tr>
         <w:tc>
           <w:tcPr>
-            <w:tcW w:w="5040" w:type="dxa"/>
+            <w:tcW w:w="5035" w:type="dxa"/>
           </w:tcPr>
           <w:p>
             <w:r>
@@ -392,7 +716,7 @@
         </w:tc>
         <w:tc>
           <w:tcPr>
-            <w:tcW w:w="5040" w:type="dxa"/>
+            <w:tcW w:w="5035" w:type="dxa"/>
           </w:tcPr>
           <w:p>
             <w:r>
@@ -404,29 +728,67 @@
       <w:tr>
         <w:tc>
           <w:tcPr>
-            <w:tcW w:w="5040" w:type="dxa"/>
+            <w:tcW w:w="5035" w:type="dxa"/>
           </w:tcPr>
-          <w:p/>
+          <w:p>
+            <w:r>
+              <w:t>Store patient information</w:t>
+            </w:r>
+          </w:p>
         </w:tc>
         <w:tc>
           <w:tcPr>
-            <w:tcW w:w="5040" w:type="dxa"/>
+            <w:tcW w:w="5035" w:type="dxa"/>
           </w:tcPr>
-          <w:p/>
+          <w:p>
+            <w:r>
+              <w:t>-</w:t>
+            </w:r>
+          </w:p>
         </w:tc>
       </w:tr>
       <w:tr>
         <w:tc>
           <w:tcPr>
-            <w:tcW w:w="5040" w:type="dxa"/>
+            <w:tcW w:w="5035" w:type="dxa"/>
           </w:tcPr>
-          <w:p/>
+          <w:p>
+            <w:r>
+              <w:t>Request / book an appointment</w:t>
+            </w:r>
+          </w:p>
         </w:tc>
         <w:tc>
           <w:tcPr>
-            <w:tcW w:w="5040" w:type="dxa"/>
+            <w:tcW w:w="5035" w:type="dxa"/>
           </w:tcPr>
-          <w:p/>
+          <w:p>
+            <w:r>
+              <w:t>Appointment</w:t>
+            </w:r>
+          </w:p>
+        </w:tc>
+      </w:tr>
+      <w:tr>
+        <w:tc>
+          <w:tcPr>
+            <w:tcW w:w="5035" w:type="dxa"/>
+          </w:tcPr>
+          <w:p>
+            <w:r>
+              <w:t>Cancel an appointment</w:t>
+            </w:r>
+          </w:p>
+        </w:tc>
+        <w:tc>
+          <w:tcPr>
+            <w:tcW w:w="5035" w:type="dxa"/>
+          </w:tcPr>
+          <w:p>
+            <w:r>
+              <w:t>Appointment</w:t>
+            </w:r>
+          </w:p>
         </w:tc>
       </w:tr>
     </w:tbl>
@@ -451,7 +813,7 @@
       <w:tr>
         <w:tc>
           <w:tcPr>
-            <w:tcW w:w="5040" w:type="dxa"/>
+            <w:tcW w:w="5035" w:type="dxa"/>
           </w:tcPr>
           <w:p>
             <w:r>
@@ -461,7 +823,7 @@
         </w:tc>
         <w:tc>
           <w:tcPr>
-            <w:tcW w:w="5040" w:type="dxa"/>
+            <w:tcW w:w="5035" w:type="dxa"/>
           </w:tcPr>
           <w:p>
             <w:r>
@@ -473,29 +835,67 @@
       <w:tr>
         <w:tc>
           <w:tcPr>
-            <w:tcW w:w="5040" w:type="dxa"/>
+            <w:tcW w:w="5035" w:type="dxa"/>
           </w:tcPr>
-          <w:p/>
+          <w:p>
+            <w:r>
+              <w:t>Store practitioner information</w:t>
+            </w:r>
+          </w:p>
         </w:tc>
         <w:tc>
           <w:tcPr>
-            <w:tcW w:w="5040" w:type="dxa"/>
+            <w:tcW w:w="5035" w:type="dxa"/>
           </w:tcPr>
-          <w:p/>
+          <w:p>
+            <w:r>
+              <w:t>-</w:t>
+            </w:r>
+          </w:p>
         </w:tc>
       </w:tr>
       <w:tr>
         <w:tc>
           <w:tcPr>
-            <w:tcW w:w="5040" w:type="dxa"/>
+            <w:tcW w:w="5035" w:type="dxa"/>
           </w:tcPr>
-          <w:p/>
+          <w:p>
+            <w:r>
+              <w:t>Provide availability</w:t>
+            </w:r>
+          </w:p>
         </w:tc>
         <w:tc>
           <w:tcPr>
-            <w:tcW w:w="5040" w:type="dxa"/>
+            <w:tcW w:w="5035" w:type="dxa"/>
           </w:tcPr>
-          <w:p/>
+          <w:p>
+            <w:r>
+              <w:t>Appointment</w:t>
+            </w:r>
+          </w:p>
+        </w:tc>
+      </w:tr>
+      <w:tr>
+        <w:tc>
+          <w:tcPr>
+            <w:tcW w:w="5035" w:type="dxa"/>
+          </w:tcPr>
+          <w:p>
+            <w:r>
+              <w:t>Manage appointment</w:t>
+            </w:r>
+          </w:p>
+        </w:tc>
+        <w:tc>
+          <w:tcPr>
+            <w:tcW w:w="5035" w:type="dxa"/>
+          </w:tcPr>
+          <w:p>
+            <w:r>
+              <w:t>Appointment</w:t>
+            </w:r>
+          </w:p>
         </w:tc>
       </w:tr>
     </w:tbl>
@@ -520,7 +920,7 @@
       <w:tr>
         <w:tc>
           <w:tcPr>
-            <w:tcW w:w="5040" w:type="dxa"/>
+            <w:tcW w:w="5035" w:type="dxa"/>
           </w:tcPr>
           <w:p>
             <w:r>
@@ -530,7 +930,7 @@
         </w:tc>
         <w:tc>
           <w:tcPr>
-            <w:tcW w:w="5040" w:type="dxa"/>
+            <w:tcW w:w="5035" w:type="dxa"/>
           </w:tcPr>
           <w:p>
             <w:r>
@@ -542,29 +942,67 @@
       <w:tr>
         <w:tc>
           <w:tcPr>
-            <w:tcW w:w="5040" w:type="dxa"/>
+            <w:tcW w:w="5035" w:type="dxa"/>
           </w:tcPr>
-          <w:p/>
+          <w:p>
+            <w:r>
+              <w:t>Creates and stores appointment booking</w:t>
+            </w:r>
+          </w:p>
         </w:tc>
         <w:tc>
           <w:tcPr>
-            <w:tcW w:w="5040" w:type="dxa"/>
+            <w:tcW w:w="5035" w:type="dxa"/>
           </w:tcPr>
-          <w:p/>
+          <w:p>
+            <w:r>
+              <w:t>Patient, Practitioner</w:t>
+            </w:r>
+          </w:p>
         </w:tc>
       </w:tr>
       <w:tr>
         <w:tc>
           <w:tcPr>
-            <w:tcW w:w="5040" w:type="dxa"/>
+            <w:tcW w:w="5035" w:type="dxa"/>
           </w:tcPr>
-          <w:p/>
+          <w:p>
+            <w:r>
+              <w:t>Check appointment status</w:t>
+            </w:r>
+          </w:p>
         </w:tc>
         <w:tc>
           <w:tcPr>
-            <w:tcW w:w="5040" w:type="dxa"/>
+            <w:tcW w:w="5035" w:type="dxa"/>
           </w:tcPr>
-          <w:p/>
+          <w:p>
+            <w:r>
+              <w:t>Patient, Practitioner</w:t>
+            </w:r>
+          </w:p>
+        </w:tc>
+      </w:tr>
+      <w:tr>
+        <w:tc>
+          <w:tcPr>
+            <w:tcW w:w="5035" w:type="dxa"/>
+          </w:tcPr>
+          <w:p>
+            <w:r>
+              <w:t>Support cancellation</w:t>
+            </w:r>
+          </w:p>
+        </w:tc>
+        <w:tc>
+          <w:tcPr>
+            <w:tcW w:w="5035" w:type="dxa"/>
+          </w:tcPr>
+          <w:p>
+            <w:r>
+              <w:t>Patient, Practitioner</w:t>
+            </w:r>
+          </w:p>
         </w:tc>
       </w:tr>
     </w:tbl>
@@ -613,13 +1051,26 @@
           <w:tcPr>
             <w:tcW w:w="5040" w:type="dxa"/>
           </w:tcPr>
-          <w:p/>
+          <w:p>
+            <w:r>
+              <w:t xml:space="preserve">No optional class </w:t>
+            </w:r>
+            <w:proofErr w:type="spellStart"/>
+            <w:r>
+              <w:t>slected</w:t>
+            </w:r>
+            <w:proofErr w:type="spellEnd"/>
+          </w:p>
         </w:tc>
         <w:tc>
           <w:tcPr>
             <w:tcW w:w="5040" w:type="dxa"/>
           </w:tcPr>
-          <w:p/>
+          <w:p>
+            <w:r>
+              <w:t>N/A</w:t>
+            </w:r>
+          </w:p>
         </w:tc>
       </w:tr>
       <w:tr>
@@ -642,12 +1093,53 @@
         <w:pStyle w:val="Heading1"/>
       </w:pPr>
       <w:r>
+        <w:lastRenderedPageBreak/>
         <w:t>UML Class Diagram</w:t>
       </w:r>
     </w:p>
     <w:p>
       <w:r>
         <w:t>Insert/draw UML here. Include defensible relationships and multiplicities.</w:t>
+      </w:r>
+      <w:r>
+        <w:rPr>
+          <w:noProof/>
+        </w:rPr>
+        <w:drawing>
+          <wp:inline distT="0" distB="0" distL="0" distR="0" wp14:anchorId="50ECB172" wp14:editId="33441A18">
+            <wp:extent cx="6400800" cy="5514340"/>
+            <wp:effectExtent l="0" t="0" r="0" b="0"/>
+            <wp:docPr id="207459955" name="Picture 1"/>
+            <wp:cNvGraphicFramePr>
+              <a:graphicFrameLocks xmlns:a="http://schemas.openxmlformats.org/drawingml/2006/main" noChangeAspect="1"/>
+            </wp:cNvGraphicFramePr>
+            <a:graphic xmlns:a="http://schemas.openxmlformats.org/drawingml/2006/main">
+              <a:graphicData uri="http://schemas.openxmlformats.org/drawingml/2006/picture">
+                <pic:pic xmlns:pic="http://schemas.openxmlformats.org/drawingml/2006/picture">
+                  <pic:nvPicPr>
+                    <pic:cNvPr id="207459955" name="Picture 207459955"/>
+                    <pic:cNvPicPr/>
+                  </pic:nvPicPr>
+                  <pic:blipFill>
+                    <a:blip r:embed="rId6"/>
+                    <a:stretch>
+                      <a:fillRect/>
+                    </a:stretch>
+                  </pic:blipFill>
+                  <pic:spPr>
+                    <a:xfrm>
+                      <a:off x="0" y="0"/>
+                      <a:ext cx="6400800" cy="5514340"/>
+                    </a:xfrm>
+                    <a:prstGeom prst="rect">
+                      <a:avLst/>
+                    </a:prstGeom>
+                  </pic:spPr>
+                </pic:pic>
+              </a:graphicData>
+            </a:graphic>
+          </wp:inline>
+        </w:drawing>
       </w:r>
     </w:p>
     <w:p>
@@ -664,11 +1156,23 @@
       </w:r>
     </w:p>
     <w:p>
+      <w:r>
+        <w:t xml:space="preserve">The model uses Patient, Practitioner and Appointment because these are the main domain concepts required by SmartCare. Patient manages patient information and appointment requests/cancellations. Practitioner manages practitioner information, availability and appointments. Appointment manages booking information, status and cancellation. Patient – Appointment and Practitioner – Appointment are associations with 1 to </w:t>
+      </w:r>
+      <w:proofErr w:type="gramStart"/>
+      <w:r>
+        <w:t>0..</w:t>
+      </w:r>
+      <w:proofErr w:type="gramEnd"/>
+      <w:r>
+        <w:t>* multiplicities. Each appointment has exactly one patient and one practitioner, while a patient or practitioner can have zero or many appointments. The model is kept simple to suit the first version of the SmartCare system.</w:t>
+      </w:r>
+    </w:p>
+    <w:p>
       <w:pPr>
         <w:pStyle w:val="Heading1"/>
       </w:pPr>
       <w:r>
-        <w:lastRenderedPageBreak/>
         <w:t>AI Design Review Record</w:t>
       </w:r>
     </w:p>
@@ -679,11 +1183,11 @@
         <w:tblLook w:val="04A0" w:firstRow="1" w:lastRow="0" w:firstColumn="1" w:lastColumn="0" w:noHBand="0" w:noVBand="1"/>
       </w:tblPr>
       <w:tblGrid>
-        <w:gridCol w:w="2014"/>
-        <w:gridCol w:w="2014"/>
-        <w:gridCol w:w="2014"/>
-        <w:gridCol w:w="2014"/>
-        <w:gridCol w:w="2014"/>
+        <w:gridCol w:w="2186"/>
+        <w:gridCol w:w="1827"/>
+        <w:gridCol w:w="1685"/>
+        <w:gridCol w:w="2186"/>
+        <w:gridCol w:w="2186"/>
       </w:tblGrid>
       <w:tr>
         <w:tc>
@@ -742,31 +1246,70 @@
           <w:tcPr>
             <w:tcW w:w="2016" w:type="dxa"/>
           </w:tcPr>
-          <w:p/>
+          <w:p>
+            <w:proofErr w:type="spellStart"/>
+            <w:r>
+              <w:lastRenderedPageBreak/>
+              <w:t>PatientManager</w:t>
+            </w:r>
+            <w:proofErr w:type="spellEnd"/>
+          </w:p>
         </w:tc>
         <w:tc>
           <w:tcPr>
             <w:tcW w:w="2016" w:type="dxa"/>
           </w:tcPr>
-          <w:p/>
+          <w:p>
+            <w:r>
+              <w:t>The first version should remain simple and manageable. Patient is already a confirmed domain class.</w:t>
+            </w:r>
+          </w:p>
         </w:tc>
         <w:tc>
           <w:tcPr>
             <w:tcW w:w="2016" w:type="dxa"/>
           </w:tcPr>
-          <w:p/>
+          <w:p>
+            <w:r>
+              <w:t>Rejected</w:t>
+            </w:r>
+          </w:p>
         </w:tc>
         <w:tc>
           <w:tcPr>
             <w:tcW w:w="2016" w:type="dxa"/>
           </w:tcPr>
-          <w:p/>
+          <w:p>
+            <w:r>
+              <w:t xml:space="preserve">A separate </w:t>
+            </w:r>
+            <w:proofErr w:type="spellStart"/>
+            <w:r>
+              <w:t>PatientManager</w:t>
+            </w:r>
+            <w:proofErr w:type="spellEnd"/>
+            <w:r>
+              <w:t xml:space="preserve"> is unnecessary because Patient already represents the patient domain concept. Adding a manger would increase complexity.</w:t>
+            </w:r>
+          </w:p>
         </w:tc>
         <w:tc>
           <w:tcPr>
             <w:tcW w:w="2016" w:type="dxa"/>
           </w:tcPr>
-          <w:p/>
+          <w:p>
+            <w:r>
+              <w:t xml:space="preserve">No </w:t>
+            </w:r>
+            <w:proofErr w:type="spellStart"/>
+            <w:r>
+              <w:t>PatientManager</w:t>
+            </w:r>
+            <w:proofErr w:type="spellEnd"/>
+            <w:r>
+              <w:t xml:space="preserve"> class added. Patient remains the main domain class.</w:t>
+            </w:r>
+          </w:p>
         </w:tc>
       </w:tr>
       <w:tr>
@@ -774,31 +1317,77 @@
           <w:tcPr>
             <w:tcW w:w="2016" w:type="dxa"/>
           </w:tcPr>
-          <w:p/>
+          <w:p>
+            <w:proofErr w:type="spellStart"/>
+            <w:r>
+              <w:t>ScheduleEngine</w:t>
+            </w:r>
+            <w:proofErr w:type="spellEnd"/>
+          </w:p>
         </w:tc>
         <w:tc>
           <w:tcPr>
             <w:tcW w:w="2016" w:type="dxa"/>
           </w:tcPr>
-          <w:p/>
+          <w:p>
+            <w:r>
+              <w:t>Practitioner availability should be visible. The first version should remain simple and manageable.</w:t>
+            </w:r>
+          </w:p>
         </w:tc>
         <w:tc>
           <w:tcPr>
             <w:tcW w:w="2016" w:type="dxa"/>
           </w:tcPr>
-          <w:p/>
+          <w:p>
+            <w:r>
+              <w:t>Modified</w:t>
+            </w:r>
+          </w:p>
         </w:tc>
         <w:tc>
           <w:tcPr>
             <w:tcW w:w="2016" w:type="dxa"/>
           </w:tcPr>
-          <w:p/>
+          <w:p>
+            <w:r>
+              <w:t>Availability is required, but the case study does not require a complex scheduling engine.</w:t>
+            </w:r>
+          </w:p>
         </w:tc>
         <w:tc>
           <w:tcPr>
             <w:tcW w:w="2016" w:type="dxa"/>
           </w:tcPr>
-          <w:p/>
+          <w:p>
+            <w:r>
+              <w:t xml:space="preserve">No </w:t>
+            </w:r>
+            <w:proofErr w:type="spellStart"/>
+            <w:r>
+              <w:t>scheduleEngine</w:t>
+            </w:r>
+            <w:proofErr w:type="spellEnd"/>
+            <w:r>
+              <w:t xml:space="preserve"> class added. availability and </w:t>
+            </w:r>
+            <w:proofErr w:type="spellStart"/>
+            <w:r>
+              <w:t>provideAvailability</w:t>
+            </w:r>
+            <w:proofErr w:type="spellEnd"/>
+            <w:r>
+              <w:t xml:space="preserve"> </w:t>
+            </w:r>
+            <w:proofErr w:type="gramStart"/>
+            <w:r>
+              <w:t>( )</w:t>
+            </w:r>
+            <w:proofErr w:type="gramEnd"/>
+            <w:r>
+              <w:t xml:space="preserve"> remain in Practitioner.</w:t>
+            </w:r>
+          </w:p>
         </w:tc>
       </w:tr>
       <w:tr>
@@ -806,31 +1395,64 @@
           <w:tcPr>
             <w:tcW w:w="2016" w:type="dxa"/>
           </w:tcPr>
-          <w:p/>
+          <w:p>
+            <w:proofErr w:type="spellStart"/>
+            <w:r>
+              <w:t>NotificationManger</w:t>
+            </w:r>
+            <w:proofErr w:type="spellEnd"/>
+          </w:p>
         </w:tc>
         <w:tc>
           <w:tcPr>
             <w:tcW w:w="2016" w:type="dxa"/>
           </w:tcPr>
-          <w:p/>
+          <w:p>
+            <w:r>
+              <w:t xml:space="preserve">No </w:t>
+            </w:r>
+            <w:r>
+              <w:t>confirmed requirement for notifications.</w:t>
+            </w:r>
+          </w:p>
         </w:tc>
         <w:tc>
           <w:tcPr>
             <w:tcW w:w="2016" w:type="dxa"/>
           </w:tcPr>
-          <w:p/>
+          <w:p>
+            <w:r>
+              <w:t xml:space="preserve">Rejected </w:t>
+            </w:r>
+          </w:p>
         </w:tc>
         <w:tc>
           <w:tcPr>
             <w:tcW w:w="2016" w:type="dxa"/>
           </w:tcPr>
-          <w:p/>
+          <w:p>
+            <w:r>
+              <w:t>Notifications are not mentioned as a required feature in the case study. Adding this would add complexity.</w:t>
+            </w:r>
+          </w:p>
         </w:tc>
         <w:tc>
           <w:tcPr>
             <w:tcW w:w="2016" w:type="dxa"/>
           </w:tcPr>
-          <w:p/>
+          <w:p>
+            <w:r>
+              <w:t xml:space="preserve">No </w:t>
+            </w:r>
+            <w:proofErr w:type="spellStart"/>
+            <w:r>
+              <w:t>NotificationManager</w:t>
+            </w:r>
+            <w:proofErr w:type="spellEnd"/>
+            <w:r>
+              <w:t xml:space="preserve"> class added.</w:t>
+            </w:r>
+          </w:p>
         </w:tc>
       </w:tr>
       <w:tr>
@@ -838,31 +1460,98 @@
           <w:tcPr>
             <w:tcW w:w="2016" w:type="dxa"/>
           </w:tcPr>
-          <w:p/>
+          <w:p>
+            <w:proofErr w:type="spellStart"/>
+            <w:r>
+              <w:t>AppointmentManager</w:t>
+            </w:r>
+            <w:proofErr w:type="spellEnd"/>
+          </w:p>
         </w:tc>
         <w:tc>
           <w:tcPr>
             <w:tcW w:w="2016" w:type="dxa"/>
           </w:tcPr>
-          <w:p/>
+          <w:p>
+            <w:r>
+              <w:t>Appointment management is required.</w:t>
+            </w:r>
+          </w:p>
         </w:tc>
         <w:tc>
           <w:tcPr>
             <w:tcW w:w="2016" w:type="dxa"/>
           </w:tcPr>
-          <w:p/>
+          <w:p>
+            <w:r>
+              <w:t>Rejected</w:t>
+            </w:r>
+          </w:p>
         </w:tc>
         <w:tc>
           <w:tcPr>
             <w:tcW w:w="2016" w:type="dxa"/>
           </w:tcPr>
-          <w:p/>
+          <w:p>
+            <w:proofErr w:type="spellStart"/>
+            <w:r>
+              <w:t>AppointmentManager</w:t>
+            </w:r>
+            <w:proofErr w:type="spellEnd"/>
+            <w:r>
+              <w:t xml:space="preserve"> is unnecessary because Appointment itself represents the booking and contains appointment – related </w:t>
+            </w:r>
+            <w:proofErr w:type="spellStart"/>
+            <w:r>
+              <w:t>behaviour</w:t>
+            </w:r>
+            <w:proofErr w:type="spellEnd"/>
+            <w:r>
+              <w:t>.</w:t>
+            </w:r>
+          </w:p>
         </w:tc>
         <w:tc>
           <w:tcPr>
             <w:tcW w:w="2016" w:type="dxa"/>
           </w:tcPr>
-          <w:p/>
+          <w:p>
+            <w:r>
+              <w:t xml:space="preserve">No </w:t>
+            </w:r>
+            <w:proofErr w:type="spellStart"/>
+            <w:r>
+              <w:t>AppointmentManager</w:t>
+            </w:r>
+            <w:proofErr w:type="spellEnd"/>
+            <w:r>
+              <w:t xml:space="preserve"> class added. Appointment keeps </w:t>
+            </w:r>
+            <w:proofErr w:type="spellStart"/>
+            <w:r>
+              <w:t>createBooking</w:t>
+            </w:r>
+            <w:proofErr w:type="spellEnd"/>
+            <w:r>
+              <w:t xml:space="preserve"> </w:t>
+            </w:r>
+            <w:proofErr w:type="gramStart"/>
+            <w:r>
+              <w:t>( )</w:t>
+            </w:r>
+            <w:proofErr w:type="gramEnd"/>
+            <w:r>
+              <w:t xml:space="preserve">, </w:t>
+            </w:r>
+            <w:proofErr w:type="spellStart"/>
+            <w:r>
+              <w:t>checkStatus</w:t>
+            </w:r>
+            <w:proofErr w:type="spellEnd"/>
+            <w:r>
+              <w:t xml:space="preserve"> () and cancel ( ).</w:t>
+            </w:r>
+          </w:p>
         </w:tc>
       </w:tr>
       <w:tr>
@@ -870,31 +1559,53 @@
           <w:tcPr>
             <w:tcW w:w="2016" w:type="dxa"/>
           </w:tcPr>
-          <w:p/>
+          <w:p>
+            <w:r>
+              <w:t>Patient – Appointment association</w:t>
+            </w:r>
+          </w:p>
         </w:tc>
         <w:tc>
           <w:tcPr>
             <w:tcW w:w="2016" w:type="dxa"/>
           </w:tcPr>
-          <w:p/>
+          <w:p>
+            <w:r>
+              <w:t>The system should support appointment cancellation. Patient need to request/ cancel appointments, while Appointment, manages the booking.</w:t>
+            </w:r>
+          </w:p>
         </w:tc>
         <w:tc>
           <w:tcPr>
             <w:tcW w:w="2016" w:type="dxa"/>
           </w:tcPr>
-          <w:p/>
+          <w:p>
+            <w:proofErr w:type="spellStart"/>
+            <w:r>
+              <w:t>Accepeted</w:t>
+            </w:r>
+            <w:proofErr w:type="spellEnd"/>
+          </w:p>
         </w:tc>
         <w:tc>
           <w:tcPr>
             <w:tcW w:w="2016" w:type="dxa"/>
           </w:tcPr>
-          <w:p/>
+          <w:p>
+            <w:r>
+              <w:t>Patient and Appointment are both confirmed domain concepts and need to collaborate to support appointment management.</w:t>
+            </w:r>
+          </w:p>
         </w:tc>
         <w:tc>
           <w:tcPr>
             <w:tcW w:w="2016" w:type="dxa"/>
           </w:tcPr>
-          <w:p/>
+          <w:p>
+            <w:r>
+              <w:t>Patient – Appointment association added.</w:t>
+            </w:r>
+          </w:p>
         </w:tc>
       </w:tr>
     </w:tbl>
